--- a/csv_parser/out/RS-EDA/RS-EDA.schema.docx
+++ b/csv_parser/out/RS-EDA/RS-EDA.schema.docx
@@ -325,7 +325,7 @@
             <w:r>
               <w:t>string</w:t>
               <w:br/>
-              <w:t>(https://github.com/ansforge/SAMU-Hub-Config/pull/1057)</w:t>
+              <w:t>(NOMENCLATURE: HubSante.filiere)</w:t>
             </w:r>
           </w:p>
         </w:tc>
